--- a/backend/secure-files/portfolios-docx/NMX-28-PACK.docx
+++ b/backend/secure-files/portfolios-docx/NMX-28-PACK.docx
@@ -1048,6 +1048,62 @@
         <w:t>NMX-28-PACK (versión 1.0.1) es la GUÍA del pack de antropometría: NO es un motor de cálculo, sino un HUB documental que describe cinco archivos independientes (NMX-41, NMX-36, NMX-12, NMX-16 y NMX-34), su catálogo, el flujo recomendado, las conexiones (traspaso de datos MANUAL, sin vínculos ni integración automática), la licencia y la verificación de integridad. Su estado de distribución es LIBRE porque ningún componente incorpora la base INTA. Pertenece a la Fase 7 y se contrasta con NMX-28-INTEGRADO, que reúne todo en un solo archivo.</w:t>
       </w:r>
     </w:p>
+    <w:p>
+      <w:pPr>
+        <w:keepNext/>
+        <w:spacing w:before="120" w:after="20"/>
+        <w:jc w:val="center"/>
+      </w:pPr>
+      <w:r>
+        <w:drawing>
+          <wp:inline xmlns:a="http://schemas.openxmlformats.org/drawingml/2006/main" xmlns:pic="http://schemas.openxmlformats.org/drawingml/2006/picture">
+            <wp:extent cx="5580000" cy="4311818"/>
+            <wp:docPr id="1" name="Picture 1"/>
+            <wp:cNvGraphicFramePr>
+              <a:graphicFrameLocks noChangeAspect="1"/>
+            </wp:cNvGraphicFramePr>
+            <a:graphic>
+              <a:graphicData uri="http://schemas.openxmlformats.org/drawingml/2006/picture">
+                <pic:pic>
+                  <pic:nvPicPr>
+                    <pic:cNvPr id="0" name="NMX-28_01_INICIO_01.png"/>
+                    <pic:cNvPicPr/>
+                  </pic:nvPicPr>
+                  <pic:blipFill>
+                    <a:blip r:embed="rId10"/>
+                    <a:stretch>
+                      <a:fillRect/>
+                    </a:stretch>
+                  </pic:blipFill>
+                  <pic:spPr>
+                    <a:xfrm>
+                      <a:off x="0" y="0"/>
+                      <a:ext cx="5580000" cy="4311818"/>
+                    </a:xfrm>
+                    <a:prstGeom prst="rect"/>
+                  </pic:spPr>
+                </pic:pic>
+              </a:graphicData>
+            </a:graphic>
+          </wp:inline>
+        </w:drawing>
+      </w:r>
+    </w:p>
+    <w:p>
+      <w:pPr>
+        <w:spacing w:before="0" w:after="160"/>
+        <w:jc w:val="center"/>
+      </w:pPr>
+      <w:r>
+        <w:rPr>
+          <w:rFonts w:ascii="Calibri" w:hAnsi="Calibri"/>
+          <w:b/>
+          <w:color w:val="45565E"/>
+          <w:sz w:val="17"/>
+        </w:rPr>
+        <w:t>Figura 1. Vista inicial (hoja INICIO).</w:t>
+      </w:r>
+    </w:p>
     <w:tbl>
       <w:tblPr>
         <w:tblW w:type="auto" w:w="0"/>
@@ -2026,6 +2082,62 @@
           <w:sz w:val="19"/>
         </w:rPr>
         <w:t>Consulta/orientación (no calcula; los datos se traspasan manualmente entre archivos)</w:t>
+      </w:r>
+    </w:p>
+    <w:p>
+      <w:pPr>
+        <w:keepNext/>
+        <w:spacing w:before="120" w:after="20"/>
+        <w:jc w:val="center"/>
+      </w:pPr>
+      <w:r>
+        <w:drawing>
+          <wp:inline xmlns:a="http://schemas.openxmlformats.org/drawingml/2006/main" xmlns:pic="http://schemas.openxmlformats.org/drawingml/2006/picture">
+            <wp:extent cx="5580000" cy="4311818"/>
+            <wp:docPr id="2" name="Picture 2"/>
+            <wp:cNvGraphicFramePr>
+              <a:graphicFrameLocks noChangeAspect="1"/>
+            </wp:cNvGraphicFramePr>
+            <a:graphic>
+              <a:graphicData uri="http://schemas.openxmlformats.org/drawingml/2006/picture">
+                <pic:pic>
+                  <pic:nvPicPr>
+                    <pic:cNvPr id="0" name="NMX-28_09_DATOS.png"/>
+                    <pic:cNvPicPr/>
+                  </pic:nvPicPr>
+                  <pic:blipFill>
+                    <a:blip r:embed="rId11"/>
+                    <a:stretch>
+                      <a:fillRect/>
+                    </a:stretch>
+                  </pic:blipFill>
+                  <pic:spPr>
+                    <a:xfrm>
+                      <a:off x="0" y="0"/>
+                      <a:ext cx="5580000" cy="4311818"/>
+                    </a:xfrm>
+                    <a:prstGeom prst="rect"/>
+                  </pic:spPr>
+                </pic:pic>
+              </a:graphicData>
+            </a:graphic>
+          </wp:inline>
+        </w:drawing>
+      </w:r>
+    </w:p>
+    <w:p>
+      <w:pPr>
+        <w:spacing w:before="0" w:after="160"/>
+        <w:jc w:val="center"/>
+      </w:pPr>
+      <w:r>
+        <w:rPr>
+          <w:rFonts w:ascii="Calibri" w:hAnsi="Calibri"/>
+          <w:b/>
+          <w:color w:val="45565E"/>
+          <w:sz w:val="17"/>
+        </w:rPr>
+        <w:t>Figura 2. Pantalla de ingreso de datos.</w:t>
       </w:r>
     </w:p>
     <w:tbl>
@@ -3077,6 +3189,62 @@
         </w:tc>
       </w:tr>
     </w:tbl>
+    <w:p>
+      <w:pPr>
+        <w:keepNext/>
+        <w:spacing w:before="120" w:after="20"/>
+        <w:jc w:val="center"/>
+      </w:pPr>
+      <w:r>
+        <w:drawing>
+          <wp:inline xmlns:a="http://schemas.openxmlformats.org/drawingml/2006/main" xmlns:pic="http://schemas.openxmlformats.org/drawingml/2006/picture">
+            <wp:extent cx="5580000" cy="4311818"/>
+            <wp:docPr id="3" name="Picture 3"/>
+            <wp:cNvGraphicFramePr>
+              <a:graphicFrameLocks noChangeAspect="1"/>
+            </wp:cNvGraphicFramePr>
+            <a:graphic>
+              <a:graphicData uri="http://schemas.openxmlformats.org/drawingml/2006/picture">
+                <pic:pic>
+                  <pic:nvPicPr>
+                    <pic:cNvPr id="0" name="NMX-28_08_FUENTES_01.png"/>
+                    <pic:cNvPicPr/>
+                  </pic:nvPicPr>
+                  <pic:blipFill>
+                    <a:blip r:embed="rId12"/>
+                    <a:stretch>
+                      <a:fillRect/>
+                    </a:stretch>
+                  </pic:blipFill>
+                  <pic:spPr>
+                    <a:xfrm>
+                      <a:off x="0" y="0"/>
+                      <a:ext cx="5580000" cy="4311818"/>
+                    </a:xfrm>
+                    <a:prstGeom prst="rect"/>
+                  </pic:spPr>
+                </pic:pic>
+              </a:graphicData>
+            </a:graphic>
+          </wp:inline>
+        </w:drawing>
+      </w:r>
+    </w:p>
+    <w:p>
+      <w:pPr>
+        <w:spacing w:before="0" w:after="160"/>
+        <w:jc w:val="center"/>
+      </w:pPr>
+      <w:r>
+        <w:rPr>
+          <w:rFonts w:ascii="Calibri" w:hAnsi="Calibri"/>
+          <w:b/>
+          <w:color w:val="45565E"/>
+          <w:sz w:val="17"/>
+        </w:rPr>
+        <w:t>Figura 3. Fuentes y trazabilidad.</w:t>
+      </w:r>
+    </w:p>
     <w:tbl>
       <w:tblPr>
         <w:tblW w:type="auto" w:w="0"/>
@@ -3515,32 +3683,129 @@
     </w:p>
     <w:p>
       <w:pPr>
-        <w:spacing w:before="40" w:after="40" w:line="276" w:lineRule="auto"/>
+        <w:keepNext/>
+        <w:spacing w:before="120" w:after="20"/>
+        <w:jc w:val="center"/>
+      </w:pPr>
+      <w:r>
+        <w:drawing>
+          <wp:inline xmlns:a="http://schemas.openxmlformats.org/drawingml/2006/main" xmlns:pic="http://schemas.openxmlformats.org/drawingml/2006/picture">
+            <wp:extent cx="5580000" cy="4311818"/>
+            <wp:docPr id="4" name="Picture 4"/>
+            <wp:cNvGraphicFramePr>
+              <a:graphicFrameLocks noChangeAspect="1"/>
+            </wp:cNvGraphicFramePr>
+            <a:graphic>
+              <a:graphicData uri="http://schemas.openxmlformats.org/drawingml/2006/picture">
+                <pic:pic>
+                  <pic:nvPicPr>
+                    <pic:cNvPr id="0" name="NMX-28_01_INICIO_02.png"/>
+                    <pic:cNvPicPr/>
+                  </pic:nvPicPr>
+                  <pic:blipFill>
+                    <a:blip r:embed="rId13"/>
+                    <a:stretch>
+                      <a:fillRect/>
+                    </a:stretch>
+                  </pic:blipFill>
+                  <pic:spPr>
+                    <a:xfrm>
+                      <a:off x="0" y="0"/>
+                      <a:ext cx="5580000" cy="4311818"/>
+                    </a:xfrm>
+                    <a:prstGeom prst="rect"/>
+                  </pic:spPr>
+                </pic:pic>
+              </a:graphicData>
+            </a:graphic>
+          </wp:inline>
+        </w:drawing>
+      </w:r>
+    </w:p>
+    <w:p>
+      <w:pPr>
+        <w:spacing w:before="0" w:after="160"/>
+        <w:jc w:val="center"/>
       </w:pPr>
       <w:r>
         <w:rPr>
           <w:rFonts w:ascii="Calibri" w:hAnsi="Calibri"/>
           <w:b/>
-          <w:i w:val="0"/>
-          <w:color w:val="C08A2B"/>
-          <w:sz w:val="20"/>
+          <w:color w:val="45565E"/>
+          <w:sz w:val="17"/>
         </w:rPr>
-        <w:t>CAPTURA_NO_GENERADA_POR_LIMITACIÓN_DEL_ENTORNO.</w:t>
+        <w:t>Figura 4. Vista inicial (hoja INICIO).</w:t>
       </w:r>
     </w:p>
     <w:p>
       <w:pPr>
-        <w:spacing w:before="40" w:after="80" w:line="276" w:lineRule="auto"/>
+        <w:keepNext/>
+        <w:spacing w:before="120" w:after="20"/>
+        <w:jc w:val="center"/>
+      </w:pPr>
+      <w:r>
+        <w:drawing>
+          <wp:inline xmlns:a="http://schemas.openxmlformats.org/drawingml/2006/main" xmlns:pic="http://schemas.openxmlformats.org/drawingml/2006/picture">
+            <wp:extent cx="5580000" cy="4311818"/>
+            <wp:docPr id="5" name="Picture 5"/>
+            <wp:cNvGraphicFramePr>
+              <a:graphicFrameLocks noChangeAspect="1"/>
+            </wp:cNvGraphicFramePr>
+            <a:graphic>
+              <a:graphicData uri="http://schemas.openxmlformats.org/drawingml/2006/picture">
+                <pic:pic>
+                  <pic:nvPicPr>
+                    <pic:cNvPr id="0" name="NMX-28_08_FUENTES_02.png"/>
+                    <pic:cNvPicPr/>
+                  </pic:nvPicPr>
+                  <pic:blipFill>
+                    <a:blip r:embed="rId14"/>
+                    <a:stretch>
+                      <a:fillRect/>
+                    </a:stretch>
+                  </pic:blipFill>
+                  <pic:spPr>
+                    <a:xfrm>
+                      <a:off x="0" y="0"/>
+                      <a:ext cx="5580000" cy="4311818"/>
+                    </a:xfrm>
+                    <a:prstGeom prst="rect"/>
+                  </pic:spPr>
+                </pic:pic>
+              </a:graphicData>
+            </a:graphic>
+          </wp:inline>
+        </w:drawing>
+      </w:r>
+    </w:p>
+    <w:p>
+      <w:pPr>
+        <w:spacing w:before="0" w:after="160"/>
+        <w:jc w:val="center"/>
       </w:pPr>
       <w:r>
         <w:rPr>
           <w:rFonts w:ascii="Calibri" w:hAnsi="Calibri"/>
-          <w:b w:val="0"/>
-          <w:i w:val="0"/>
+          <w:b/>
           <w:color w:val="45565E"/>
-          <w:sz w:val="19"/>
+          <w:sz w:val="17"/>
         </w:rPr>
-        <w:t>El entorno de generación de este portafolio no renderiza de forma fiel el archivo XLSX original, por lo que no se incluyen capturas simuladas. Las hojas reales del libro pueden abrirse en Microsoft Excel según la compatibilidad indicada.</w:t>
+        <w:t>Figura 5. Fuentes y trazabilidad.</w:t>
+      </w:r>
+    </w:p>
+    <w:p>
+      <w:pPr>
+        <w:spacing w:after="120"/>
+        <w:jc w:val="center"/>
+      </w:pPr>
+      <w:r>
+        <w:rPr>
+          <w:rFonts w:ascii="Calibri" w:hAnsi="Calibri"/>
+          <w:i/>
+          <w:color w:val="45565E"/>
+          <w:sz w:val="15"/>
+        </w:rPr>
+        <w:t>Captura real del archivo Excel NUTRIMETRÍA correspondiente al producto.</w:t>
       </w:r>
     </w:p>
     <w:tbl>
